--- a/PACOTE_DEFESA_AUDITORIA_PT.docx
+++ b/PACOTE_DEFESA_AUDITORIA_PT.docx
@@ -35,7 +35,7 @@
         <w:t xml:space="preserve"> </w:t>
       </w:r>
       <w:r>
-        <w:t xml:space="preserve">Advance Tax Services Accountants Inc — Isabel Raimundo, EA (PTIN P02482553)</w:t>
+        <w:t xml:space="preserve">Eliana Machado de Almeida, Pro Se (Contribuinte sem representação)</w:t>
       </w:r>
       <w:r>
         <w:t xml:space="preserve"> </w:t>
@@ -7746,29 +7746,12 @@
         <w:t xml:space="preserve"> </w:t>
       </w:r>
       <w:r>
-        <w:rPr>
-          <w:bCs/>
-          <w:b/>
-        </w:rPr>
-        <w:t xml:space="preserve">Representante Autorizado:</w:t>
-      </w:r>
-      <w:r>
-        <w:t xml:space="preserve"> </w:t>
-      </w:r>
-      <w:r>
-        <w:t xml:space="preserve">Isabel Raimundo, EA — PTIN P02482553</w:t>
-      </w:r>
-    </w:p>
-    <w:p>
-      <w:r>
-        <w:pict>
-          <v:rect style="width:0;height:1.5pt" o:hralign="center" o:hrstd="t" o:hr="t"/>
-        </w:pict>
-      </w:r>
-    </w:p>
-    <w:p>
-      <w:pPr>
-        <w:pStyle w:val="FirstParagraph"/>
+        <w:t xml:space="preserve">—</w:t>
+      </w:r>
+    </w:p>
+    <w:p>
+      <w:pPr>
+        <w:pStyle w:val="BodyText"/>
       </w:pPr>
       <w:r>
         <w:t xml:space="preserve">Prezado(a) Auditor(a) Fiscal (ID Nº 0361000000):</w:t>
@@ -7779,7 +7762,7 @@
         <w:pStyle w:val="BodyText"/>
       </w:pPr>
       <w:r>
-        <w:t xml:space="preserve">Este escritório submete a seguinte resposta à Carta 566-T (Letter 566-T) datada de May 18, 2026, recebida em nome de nossa cliente, Sra. Eliana Machado de Almeida. O exame diz respeito à dedução de juros hipotecários no Schedule A no valor de $114,034 declarada no Form 1040 do exercício de 2024. Realizamos uma revisão minuciosa e independente de todos os documentos de origem, incluindo ambos os Forms 1098, o Relatório de Atividade do Empréstimo (Loan Activity Report) da AmWest, a Declaração de Fechamento (Closing Disclosure), a Nota Hipotecária (Mortgage Note) e os registros de lançamento de dados no software de preparação tributária Drake. A reconciliação está integralmente resolvida. Nossas conclusões, concessões e documentação comprobatória estão expostas a seguir.</w:t>
+        <w:t xml:space="preserve">Eu, Eliana Machado de Almeida, submeto a seguinte resposta à Carta 566-T (Letter 566-T) datada de May 18, 2026. O exame diz respeito à dedução de juros hipotecários no Schedule A no valor de $114,034 declarada no meu Form 1040 do exercício de 2024. Realizei uma revisão minuciosa de todos os documentos de origem, incluindo ambos os Forms 1098, o Relatório de Atividade do Empréstimo (Loan Activity Report) da AmWest, a Declaração de Fechamento (Closing Disclosure), a Nota Hipotecária (Mortgage Note) e os registros da minha declaração fiscal. A reconciliação está integralmente resolvida. Minhas conclusões, concessões e documentação comprobatória estão expostas a seguir.</w:t>
       </w:r>
     </w:p>
     <w:p>
@@ -7806,7 +7789,7 @@
         <w:pStyle w:val="BodyText"/>
       </w:pPr>
       <w:r>
-        <w:t xml:space="preserve">De início, desejamos abordar diretamente a natureza e a origem da discrepância que motivou este exame.</w:t>
+        <w:t xml:space="preserve">De início, desejo abordar diretamente a natureza e a origem da discrepância que motivou este exame.</w:t>
       </w:r>
     </w:p>
     <w:p>
@@ -7814,7 +7797,7 @@
         <w:pStyle w:val="BodyText"/>
       </w:pPr>
       <w:r>
-        <w:t xml:space="preserve">A Sra. Machado de Almeida declarou cada item de renda e cada dedução em sua declaração de 2024 de boa-fé, com base em documentos fornecidos por seus credores institucionais. O valor de $114,034 declarado no Schedule A, Linha 8a, corresponde precisamente aos valores efetivos refletidos nos Forms 1098 emitidos pela AmWest Funding Corp e pela Radius Financial Group — dois credores hipotecários regulamentados. Nenhum valor foi fabricado, estimado ou inflacionado. Cada dólar declarado remete diretamente a um pagamento documentado.</w:t>
+        <w:t xml:space="preserve">Declarei cada item de renda e cada dedução em minha declaração de 2024 de boa-fé, com base em documentos fornecidos pelos meus credores institucionais. O valor de $114,034 declarado no Schedule A, Linha 8a, corresponde precisamente aos valores efetivos refletidos nos Forms 1098 emitidos pela AmWest Funding Corp e pela Radius Financial Group — dois credores hipotecários regulamentados. Nenhum valor foi fabricado, estimado ou inflacionado. Cada dólar declarado remete diretamente a um pagamento documentado.</w:t>
       </w:r>
     </w:p>
     <w:p>
@@ -7838,7 +7821,7 @@
         <w:t xml:space="preserve"> </w:t>
       </w:r>
       <w:r>
-        <w:t xml:space="preserve">do Schedule A — circunstância que subestimou a dedução da contribuinte em $1,870. Caso a Sra. Machado de Almeida houvesse sido motivada a reivindicar a maior dedução possível, este valor não teria sido omitido. Divulgamos esta omissão de forma voluntária e integral, em consonância com nossas obrigações nos termos da Circular 230 e com o compromisso de precisão de nossa cliente.</w:t>
+        <w:t xml:space="preserve">do Schedule A — circunstância que subestimou a minha dedução em $1,870. Caso eu houvesse sido motivada a reivindicar a maior dedução possível, este valor não teria sido omitido. Divulgo esta omissão de forma voluntária e integral, em consonância com o meu compromisso de precisão.</w:t>
       </w:r>
     </w:p>
     <w:p>
@@ -7846,7 +7829,7 @@
         <w:pStyle w:val="BodyText"/>
       </w:pPr>
       <w:r>
-        <w:t xml:space="preserve">O excesso identificado neste documento decorre exclusivamente de dois erros técnicos cometidos pelo responsável pela preparação da declaração, envolvendo disposições complexas pós-TCJA: (1) a não conclusão do Form 14900 e a não aplicação do limite de $750,000 previsto no IRC §163(h)(3)(B), e (2) o tratamento dos pontos hipotecários (points) de refinanciamento como imediatamente dedutíveis, em vez de sujeitos à amortização proporcional nos termos do IRC §461(g)(2). Tratam-se de erros de direito e de procedimento por parte do responsável pela preparação da declaração. Não constituem erros de fato e não refletem qualquer intenção da contribuinte de obter uma dedução à qual não tem direito.</w:t>
+        <w:t xml:space="preserve">O excesso identificado neste documento decorre exclusivamente de dois erros técnicos envolvendo disposições complexas pós-TCJA: (1) a não conclusão do Form 14900 e a não aplicação do limite de $750,000 previsto no IRC §163(h)(3)(B), e (2) o tratamento dos pontos hipotecários (points) de refinanciamento como imediatamente dedutíveis, em vez de sujeitos à amortização proporcional nos termos do IRC §461(g)(2). Tratam-se de erros de direito e de procedimento na preparação da declaração. Não constituem erros de fato e não refletem qualquer intenção da minha parte de obter uma dedução à qual não tenho direito.</w:t>
       </w:r>
     </w:p>
     <w:p>
@@ -7854,7 +7837,7 @@
         <w:pStyle w:val="BodyText"/>
       </w:pPr>
       <w:r>
-        <w:t xml:space="preserve">A Sra. Machado de Almeida é uma profissional autônoma que declarou integralmente o lucro líquido de seu Schedule C no valor de $81,379, recolheu o imposto sobre trabalho autônomo correspondente e manteve registros completos de suas transações hipotecárias. Ela cooperou plena e imediatamente com nossa revisão e autorizou a concessão voluntária exposta nesta resposta.</w:t>
+        <w:t xml:space="preserve">Sou uma profissional autônoma que declarou integralmente o lucro líquido do Schedule C no valor de $81,379, recolheu o imposto sobre trabalho autônomo correspondente e manteve registros completos das minhas transações hipotecárias. Ofereço a concessão voluntária exposta nesta resposta.</w:t>
       </w:r>
     </w:p>
     <w:p>
@@ -8134,7 +8117,7 @@
         <w:pStyle w:val="BodyText"/>
       </w:pPr>
       <w:r>
-        <w:t xml:space="preserve">Anexamos o Relatório de Atividade do Empréstimo (Loan Activity Report) (Anexo 6) e o Form 1098 da AmWest (Anexo 4) para apreciação do(a) Auditor(a).</w:t>
+        <w:t xml:space="preserve">Anexo o Relatório de Atividade do Empréstimo (Loan Activity Report) (Anexo 6) e o Form 1098 da AmWest (Anexo 4) para apreciação do(a) Auditor(a).</w:t>
       </w:r>
     </w:p>
     <w:p>
@@ -8587,7 +8570,7 @@
         <w:pStyle w:val="BodyText"/>
       </w:pPr>
       <w:r>
-        <w:t xml:space="preserve">Após revisão cuidadosa e minuciosa, concedemos respeitosamente o excesso da dedução de juros hipotecários residenciais e apresentamos os valores corretos abaixo.</w:t>
+        <w:t xml:space="preserve">Após revisão cuidadosa e minuciosa, concedo respeitosamente o excesso da dedução de juros hipotecários residenciais e apresento os valores corretos abaixo.</w:t>
       </w:r>
     </w:p>
     <w:tbl>
@@ -8870,7 +8853,7 @@
         <w:pStyle w:val="BodyText"/>
       </w:pPr>
       <w:r>
-        <w:t xml:space="preserve">Registramos ainda que a redução das deduções discriminadas aumentará a Dedução de Renda de Negócio Qualificado (QBID) da contribuinte nos termos do IRC §199A de $5,196 para aproximadamente $12,508, compensando parcialmente o impacto tributário. A renda tributável adicional líquida, após a compensação do QBID, é de aproximadamente $29,246, e o imposto de renda adicional estimado é de aproximadamente $3,510. Os valores exatos serão refletidos no Form 1040-X.</w:t>
+        <w:t xml:space="preserve">Registro ainda que a redução das deduções discriminadas aumentará a minha Dedução de Renda de Negócio Qualificado (QBID) nos termos do IRC §199A de $5,196 para aproximadamente $12,508, compensando parcialmente o impacto tributário. A renda tributável adicional líquida, após a compensação do QBID, é de aproximadamente $29,246, e o imposto de renda adicional estimado é de aproximadamente $3,510. Os valores exatos serão refletidos no Form 1040-X.</w:t>
       </w:r>
     </w:p>
     <w:p>
@@ -8878,7 +8861,7 @@
         <w:pStyle w:val="BodyText"/>
       </w:pPr>
       <w:r>
-        <w:t xml:space="preserve">Estamos preparados para protocolar o Form 1040-X a fim de refletir todas as correções. No interesse de uma resolução ordenada e eficiente, solicitamos respeitosamente que o(a) Auditor(a) informe se o processamento por meio do exame por correspondência é preferível, ou se é necessário o protocolo de uma declaração retificadora formal em separado antes da emissão de qualquer ajuste proposto.</w:t>
+        <w:t xml:space="preserve">Estou preparada para protocolar o Form 1040-X a fim de refletir todas as correções. No interesse de uma resolução ordenada e eficiente, solicito respeitosamente que o(a) Auditor(a) informe se o processamento por meio do exame por correspondência é preferível, ou se é necessário o protocolo de uma declaração retificadora formal em separado antes da emissão de qualquer ajuste proposto.</w:t>
       </w:r>
     </w:p>
     <w:p>
@@ -8913,37 +8896,19 @@
           <w:bCs/>
           <w:b/>
         </w:rPr>
-        <w:t xml:space="preserve">Isabel Raimundo, EA</w:t>
-      </w:r>
-      <w:r>
-        <w:t xml:space="preserve"> </w:t>
-      </w:r>
-      <w:r>
-        <w:t xml:space="preserve">PTIN: P02482553</w:t>
-      </w:r>
-      <w:r>
-        <w:t xml:space="preserve"> </w:t>
-      </w:r>
-      <w:r>
-        <w:t xml:space="preserve">Advance Tax Services Accountants Inc</w:t>
-      </w:r>
-      <w:r>
-        <w:t xml:space="preserve"> </w:t>
-      </w:r>
-      <w:r>
-        <w:t xml:space="preserve">4 Mount Royal Ave, Suite 4-110F</w:t>
-      </w:r>
-      <w:r>
-        <w:t xml:space="preserve"> </w:t>
-      </w:r>
-      <w:r>
-        <w:t xml:space="preserve">Marlborough, MA 01752</w:t>
-      </w:r>
-      <w:r>
-        <w:t xml:space="preserve"> </w:t>
-      </w:r>
-      <w:r>
-        <w:t xml:space="preserve">Telefone: 781-759-2202</w:t>
+        <w:t xml:space="preserve">Eliana Machado de Almeida</w:t>
+      </w:r>
+      <w:r>
+        <w:t xml:space="preserve"> </w:t>
+      </w:r>
+      <w:r>
+        <w:t xml:space="preserve">7 Briarwood Drive</w:t>
+      </w:r>
+      <w:r>
+        <w:t xml:space="preserve"> </w:t>
+      </w:r>
+      <w:r>
+        <w:t xml:space="preserve">Edgartown, MA 02539</w:t>
       </w:r>
     </w:p>
     <w:p>
@@ -9105,7 +9070,7 @@
         <w:t xml:space="preserve"> </w:t>
       </w:r>
       <w:r>
-        <w:t xml:space="preserve">Isabel Raimundo, EA — Advance Tax Services Accountants Inc</w:t>
+        <w:t xml:space="preserve">Eliana Machado de Almeida, Contribuinte sem Representação</w:t>
       </w:r>
       <w:r>
         <w:t xml:space="preserve"> </w:t>
@@ -9121,23 +9086,7 @@
         <w:t xml:space="preserve"> </w:t>
       </w:r>
       <w:r>
-        <w:t xml:space="preserve">781-759-2202 |</w:t>
-      </w:r>
-      <w:r>
-        <w:t xml:space="preserve"> </w:t>
-      </w:r>
-      <w:r>
-        <w:rPr>
-          <w:bCs/>
-          <w:b/>
-        </w:rPr>
-        <w:t xml:space="preserve">Melhor horário:</w:t>
-      </w:r>
-      <w:r>
-        <w:t xml:space="preserve"> </w:t>
-      </w:r>
-      <w:r>
-        <w:t xml:space="preserve">Segunda a Sexta, 9:00 a.m. – 5:00 p.m. ET</w:t>
+        <w:t xml:space="preserve">[constante dos registros do IRS]</w:t>
       </w:r>
     </w:p>
     <w:p>
@@ -9164,7 +9113,7 @@
         <w:pStyle w:val="BodyText"/>
       </w:pPr>
       <w:r>
-        <w:t xml:space="preserve">Submetemos a seguinte resposta completa à Carta 566-T (Letter 566-T) (Schedule A — Juros Hipotecários Residenciais e Pontos Hipotecários (points), $114,034) para o ano fiscal de 2024 de Eliana Machado de Almeida. Todas as questões foram identificadas, analisadas e resolvidas integralmente. Uma concessão voluntária é oferecida.</w:t>
+        <w:t xml:space="preserve">Submeto a seguinte resposta completa à Carta 566-T (Letter 566-T) (Schedule A — Juros Hipotecários Residenciais e Pontos Hipotecários (points), $114,034) para o meu ano fiscal de 2024. Todas as questões foram identificadas, analisadas e resolvidas integralmente. Uma concessão voluntária é oferecida.</w:t>
       </w:r>
     </w:p>
     <w:p>
@@ -9191,7 +9140,7 @@
         <w:pStyle w:val="BodyText"/>
       </w:pPr>
       <w:r>
-        <w:t xml:space="preserve">A contribuinte, Sra. Machado de Almeida, declarou juros hipotecários com base exclusivamente nos Forms 1098 emitidos por dois credores institucionais regulamentados: AmWest Funding Corp e Radius Financial Group. Cada dólar declarado no Schedule A remete diretamente a um documento emitido pelo credor. Em nenhum momento a contribuinte estimou, fabricou ou inflacionou qualquer valor. Os erros identificados neste documento são exclusivamente erros técnicos do responsável pela preparação da declaração, envolvendo disposições complexas do Tax Cuts and Jobs Act de 2017.</w:t>
+        <w:t xml:space="preserve">Declarei juros hipotecários com base exclusivamente nos Forms 1098 emitidos por dois credores institucionais regulamentados: AmWest Funding Corp e Radius Financial Group. Cada dólar declarado no Schedule A remete diretamente a um documento emitido pelo credor. Em nenhum momento estimei, fabriquei ou inflacionei qualquer valor. Os erros identificados neste documento envolvem disposições complexas do Tax Cuts and Jobs Act de 2017.</w:t>
       </w:r>
     </w:p>
     <w:p>
@@ -9199,7 +9148,7 @@
         <w:pStyle w:val="BodyText"/>
       </w:pPr>
       <w:r>
-        <w:t xml:space="preserve">Registramos ainda que um erro secundário do responsável pela preparação da declaração fez com que os juros da Radius no valor de $1,869.86 fossem</w:t>
+        <w:t xml:space="preserve">Registro ainda que um erro secundário fez com que os juros da Radius no valor de $1,869.86 fossem</w:t>
       </w:r>
       <w:r>
         <w:t xml:space="preserve"> </w:t>
@@ -9215,7 +9164,7 @@
         <w:t xml:space="preserve"> </w:t>
       </w:r>
       <w:r>
-        <w:t xml:space="preserve">do Schedule A — reduzindo a dedução declarada abaixo de seu valor correto em $1,870. Este resultado é incompatível com qualquer intenção de declarar valores indevidos e está sendo divulgado voluntariamente.</w:t>
+        <w:t xml:space="preserve">do Schedule A — reduzindo a minha dedução declarada abaixo de seu valor correto em $1,870. Este resultado é incompatível com qualquer intenção de declarar valores indevidos e está sendo divulgado voluntariamente.</w:t>
       </w:r>
     </w:p>
     <w:p>
@@ -9469,7 +9418,7 @@
         <w:pStyle w:val="BodyText"/>
       </w:pPr>
       <w:r>
-        <w:t xml:space="preserve">Concedemos respeitosamente que a dedução hipotecária correta do Schedule A para 2024 é</w:t>
+        <w:t xml:space="preserve">Concedo respeitosamente que a dedução hipotecária correta do Schedule A para 2024 é</w:t>
       </w:r>
       <w:r>
         <w:t xml:space="preserve"> </w:t>
@@ -9506,7 +9455,7 @@
         <w:pStyle w:val="BodyText"/>
       </w:pPr>
       <w:r>
-        <w:t xml:space="preserve">Em decorrência desta redução, a Dedução de Renda de Negócio Qualificado (QBID) da contribuinte nos termos do IRC §199A aumenta de $5,196 para aproximadamente $12,508. A renda tributável adicional líquida, após a compensação do QBID, é de aproximadamente $29,246. Estamos preparados para protocolar o Form 1040-X a fim de refletir todas as correções.</w:t>
+        <w:t xml:space="preserve">Em decorrência desta redução, a minha Dedução de Renda de Negócio Qualificado (QBID) nos termos do IRC §199A aumenta de $5,196 para aproximadamente $12,508. A renda tributável adicional líquida, após a compensação do QBID, é de aproximadamente $29,246. Estou preparada para protocolar o Form 1040-X a fim de refletir todas as correções.</w:t>
       </w:r>
     </w:p>
     <w:p>
@@ -11730,17 +11679,7 @@
           <w:iCs/>
           <w:i/>
         </w:rPr>
-        <w:t xml:space="preserve">Advance Tax Services Accountants Inc | Isabel Raimundo, EA | PTIN P02482553</w:t>
-      </w:r>
-      <w:r>
-        <w:t xml:space="preserve"> </w:t>
-      </w:r>
-      <w:r>
-        <w:rPr>
-          <w:iCs/>
-          <w:i/>
-        </w:rPr>
-        <w:t xml:space="preserve">4 Mount Royal Ave, Suite 4-110F, Marlborough MA 01752 | Tel: 781-759-2202</w:t>
+        <w:t xml:space="preserve">Eliana Machado de Almeida | Contribuinte sem Representação | 7 Briarwood Drive, Edgartown MA 02539</w:t>
       </w:r>
     </w:p>
     <w:bookmarkEnd w:id="67"/>

--- a/PACOTE_DEFESA_AUDITORIA_PT.docx
+++ b/PACOTE_DEFESA_AUDITORIA_PT.docx
@@ -363,7 +363,7 @@
         <w:pStyle w:val="BodyText"/>
       </w:pPr>
       <w:r>
-        <w:t xml:space="preserve">A contribuinte, Sra. Eliana Machado de Almeida, adquiriu sua residência principal em 4 Laura’s Way, Edgartown, MA 02539, em outubro de 2023, e refinanciou o financiamento hipotecário em novembro de 2024. Ambas as operações estão integralmente documentadas por instituições financeiras credenciadas. A dedução declarada reflete os valores efetivamente pagos a essas instituições; o excesso resulta exclusivamente de erros técnicos cometidos pelo responsável pela preparação da declaração, conforme descrito a seguir.</w:t>
+        <w:t xml:space="preserve">A contribuinte, Sra. Eliana Machado de Almeida, adquiriu sua residência principal em 4 Laura’s Way, Edgartown, MA 02539, em outubro de 2023, e refinanciou o financiamento hipotecário em novembro de 2024. Ambas as operações estão integralmente documentadas por instituições financeiras credenciadas. A dedução declarada reflete os valores efetivamente pagos a essas instituições; o excesso resulta de uma compreensão equivocada do limite de dedução de juros hipotecários pós-TCJA, conforme explicado a seguir.</w:t>
       </w:r>
     </w:p>
     <w:p>
@@ -1024,7 +1024,7 @@
                 <w:bCs/>
                 <w:b/>
               </w:rPr>
-              <w:t xml:space="preserve">Erro 1 (Principal)</w:t>
+              <w:t xml:space="preserve">Item 1 (Principal)</w:t>
             </w:r>
           </w:p>
         </w:tc>
@@ -1066,7 +1066,7 @@
                 <w:bCs/>
                 <w:b/>
               </w:rPr>
-              <w:t xml:space="preserve">Erro 2 (Principal)</w:t>
+              <w:t xml:space="preserve">Item 2 (Principal)</w:t>
             </w:r>
           </w:p>
         </w:tc>
@@ -1108,7 +1108,7 @@
                 <w:bCs/>
                 <w:b/>
               </w:rPr>
-              <w:t xml:space="preserve">Erro 3 (Secundário)</w:t>
+              <w:t xml:space="preserve">Item 3 (Secundário)</w:t>
             </w:r>
           </w:p>
         </w:tc>
@@ -7829,7 +7829,7 @@
         <w:pStyle w:val="BodyText"/>
       </w:pPr>
       <w:r>
-        <w:t xml:space="preserve">O excesso identificado neste documento decorre exclusivamente de dois erros técnicos envolvendo disposições complexas pós-TCJA: (1) a não conclusão do Form 14900 e a não aplicação do limite de $750,000 previsto no IRC §163(h)(3)(B), e (2) o tratamento dos pontos hipotecários (points) de refinanciamento como imediatamente dedutíveis, em vez de sujeitos à amortização proporcional nos termos do IRC §461(g)(2). Tratam-se de erros de direito e de procedimento na preparação da declaração. Não constituem erros de fato e não refletem qualquer intenção da minha parte de obter uma dedução à qual não tenho direito.</w:t>
+        <w:t xml:space="preserve">O excesso identificado neste documento decorre de dois equívocos técnicos sobre disposições complexas pós-TCJA: (1) não apliquei o limite de empréstimo qualificado de US$ 750.000 do IRC §163(h)(3)(B) à dívida de aquisição de imóvel pós-2017, e (2) os pontos hipotecários do refinanciamento Radius foram tratados como totalmente dedutíveis em 2024, em vez de amortizados rateadamente nos termos do IRC §461(g)(2). Esses são equívocos de interpretação legal e procedimento, não declarações falsas de fatos, e não refletem qualquer intenção de obter uma dedução à qual não tenho direito.</w:t>
       </w:r>
     </w:p>
     <w:p>
@@ -8266,7 +8266,7 @@
         <w:pStyle w:val="BodyText"/>
       </w:pPr>
       <w:r>
-        <w:t xml:space="preserve">Concluímos agora o preenchimento integral do Form 14900 (anexado como Anexo 11), utilizando a metodologia de saldo médio prescrita pela Publication 936 do IRS:</w:t>
+        <w:t xml:space="preserve">Concluí agora o preenchimento integral do Form 14900 (anexado como Anexo 11), utilizando a metodologia de saldo médio prescrita pela Publication 936 do IRS:</w:t>
       </w:r>
     </w:p>
     <w:tbl>
